--- a/_site/posts/2025-04-23-tipos-de-elementos-en-zotero/index.docx
+++ b/_site/posts/2025-04-23-tipos-de-elementos-en-zotero/index.docx
@@ -44,7 +44,7 @@
         <w:t xml:space="preserve"> </w:t>
       </w:r>
     </w:p>
-    <w:bookmarkStart w:id="20" w:name="title"/>
+    <w:bookmarkStart w:id="22" w:name="title"/>
     <w:p>
       <w:pPr>
         <w:pStyle w:val="Heading1"/>
@@ -93,8 +93,8 @@
         <w:t xml:space="preserve"> </w:t>
       </w:r>
     </w:p>
-    <w:bookmarkEnd w:id="20"/>
-    <w:bookmarkStart w:id="24" w:name="author-note"/>
+    <w:bookmarkEnd w:id="22"/>
+    <w:bookmarkStart w:id="26" w:name="author-note"/>
     <w:p>
       <w:pPr>
         <w:pStyle w:val="Heading1"/>
@@ -113,15 +113,15 @@
       <w:r>
         <w:t xml:space="preserve"> </w:t>
       </w:r>
-      <w:bookmarkStart w:id="21" w:name="orchid"/>
+      <w:bookmarkStart w:id="23" w:name="orchid"/>
       <w:r>
         <w:t xml:space="preserve">Orcid ID Logo: A green circle with white letters ID</w:t>
       </w:r>
-      <w:bookmarkEnd w:id="21"/>
-      <w:r>
-        <w:t xml:space="preserve"> </w:t>
-      </w:r>
-      <w:hyperlink r:id="rId22">
+      <w:bookmarkEnd w:id="23"/>
+      <w:r>
+        <w:t xml:space="preserve"> </w:t>
+      </w:r>
+      <w:hyperlink r:id="rId24">
         <w:r>
           <w:rPr>
             <w:rStyle w:val="Hyperlink"/>
@@ -173,7 +173,7 @@
       <w:r>
         <w:t xml:space="preserve"> </w:t>
       </w:r>
-      <w:hyperlink r:id="rId23">
+      <w:hyperlink r:id="rId25">
         <w:r>
           <w:rPr>
             <w:rStyle w:val="Hyperlink"/>
@@ -187,8 +187,8 @@
         <w:br w:type="page"/>
       </w:r>
     </w:p>
-    <w:bookmarkEnd w:id="24"/>
-    <w:bookmarkStart w:id="25" w:name="abstract"/>
+    <w:bookmarkEnd w:id="26"/>
+    <w:bookmarkStart w:id="27" w:name="abstract"/>
     <w:p>
       <w:pPr>
         <w:pStyle w:val="Heading1"/>
@@ -237,8 +237,8 @@
         <w:br w:type="page"/>
       </w:r>
     </w:p>
-    <w:bookmarkEnd w:id="25"/>
-    <w:bookmarkStart w:id="26" w:name="firstheader"/>
+    <w:bookmarkEnd w:id="27"/>
+    <w:bookmarkStart w:id="28" w:name="firstheader"/>
     <w:p>
       <w:pPr>
         <w:pStyle w:val="Heading1"/>
@@ -255,8 +255,8 @@
         <w:t xml:space="preserve">Esta publicación proporciona una descripción detallada de los tipos de elementos soportados por Zotero, basada en la documentación oficial de Zotero.</w:t>
       </w:r>
     </w:p>
-    <w:bookmarkEnd w:id="26"/>
-    <w:bookmarkStart w:id="27" w:name="artwork-obra-de-arte"/>
+    <w:bookmarkEnd w:id="28"/>
+    <w:bookmarkStart w:id="29" w:name="artwork-obra-de-arte"/>
     <w:p>
       <w:pPr>
         <w:pStyle w:val="Heading1"/>
@@ -855,8 +855,8 @@
         <w:t xml:space="preserve">para detalles específicos.</w:t>
       </w:r>
     </w:p>
-    <w:bookmarkEnd w:id="27"/>
-    <w:bookmarkStart w:id="28" w:name="audio-recording-grabación-de-audio"/>
+    <w:bookmarkEnd w:id="29"/>
+    <w:bookmarkStart w:id="30" w:name="audio-recording-grabación-de-audio"/>
     <w:p>
       <w:pPr>
         <w:pStyle w:val="Heading1"/>
@@ -1509,8 +1509,8 @@
         <w:t xml:space="preserve">.</w:t>
       </w:r>
     </w:p>
-    <w:bookmarkEnd w:id="28"/>
-    <w:bookmarkStart w:id="29" w:name="bill-proyecto-de-ley"/>
+    <w:bookmarkEnd w:id="30"/>
+    <w:bookmarkStart w:id="31" w:name="bill-proyecto-de-ley"/>
     <w:p>
       <w:pPr>
         <w:pStyle w:val="Heading1"/>
@@ -1981,8 +1981,8 @@
         <w:t xml:space="preserve">.</w:t>
       </w:r>
     </w:p>
-    <w:bookmarkEnd w:id="29"/>
-    <w:bookmarkStart w:id="30" w:name="blog-post-entrada-de-blog"/>
+    <w:bookmarkEnd w:id="31"/>
+    <w:bookmarkStart w:id="32" w:name="blog-post-entrada-de-blog"/>
     <w:p>
       <w:pPr>
         <w:pStyle w:val="Heading1"/>
@@ -2330,8 +2330,8 @@
         <w:t xml:space="preserve">si no se ajusta a otros tipos más específicos.</w:t>
       </w:r>
     </w:p>
-    <w:bookmarkEnd w:id="30"/>
-    <w:bookmarkStart w:id="31" w:name="book-libro"/>
+    <w:bookmarkEnd w:id="32"/>
+    <w:bookmarkStart w:id="33" w:name="book-libro"/>
     <w:p>
       <w:pPr>
         <w:pStyle w:val="Heading1"/>
@@ -2898,8 +2898,8 @@
         <w:t xml:space="preserve">es clave para colecciones editoriales.</w:t>
       </w:r>
     </w:p>
-    <w:bookmarkEnd w:id="31"/>
-    <w:bookmarkStart w:id="32" w:name="book-section-sección-de-libro"/>
+    <w:bookmarkEnd w:id="33"/>
+    <w:bookmarkStart w:id="34" w:name="book-section-sección-de-libro"/>
     <w:p>
       <w:pPr>
         <w:pStyle w:val="Heading1"/>
@@ -3218,8 +3218,8 @@
         <w:t xml:space="preserve">.</w:t>
       </w:r>
     </w:p>
-    <w:bookmarkEnd w:id="32"/>
-    <w:bookmarkStart w:id="33" w:name="case-caso-legal"/>
+    <w:bookmarkEnd w:id="34"/>
+    <w:bookmarkStart w:id="35" w:name="case-caso-legal"/>
     <w:p>
       <w:pPr>
         <w:pStyle w:val="Heading1"/>
@@ -3655,8 +3655,8 @@
         <w:t xml:space="preserve">para soporte adicional.</w:t>
       </w:r>
     </w:p>
-    <w:bookmarkEnd w:id="33"/>
-    <w:bookmarkStart w:id="34" w:name="conference-paper-artículo-en-conferencia"/>
+    <w:bookmarkEnd w:id="35"/>
+    <w:bookmarkStart w:id="36" w:name="conference-paper-artículo-en-conferencia"/>
     <w:p>
       <w:pPr>
         <w:pStyle w:val="Heading1"/>
@@ -4118,8 +4118,8 @@
         <w:t xml:space="preserve">.</w:t>
       </w:r>
     </w:p>
-    <w:bookmarkEnd w:id="34"/>
-    <w:bookmarkStart w:id="35" w:name="dictionary-entry-entrada-de-diccionario"/>
+    <w:bookmarkEnd w:id="36"/>
+    <w:bookmarkStart w:id="37" w:name="dictionary-entry-entrada-de-diccionario"/>
     <w:p>
       <w:pPr>
         <w:pStyle w:val="Heading1"/>
@@ -4382,8 +4382,8 @@
         <w:t xml:space="preserve">si la entrada es más extensa o compleja.</w:t>
       </w:r>
     </w:p>
-    <w:bookmarkEnd w:id="35"/>
-    <w:bookmarkStart w:id="36" w:name="document-documento"/>
+    <w:bookmarkEnd w:id="37"/>
+    <w:bookmarkStart w:id="38" w:name="document-documento"/>
     <w:p>
       <w:pPr>
         <w:pStyle w:val="Heading1"/>
@@ -4669,8 +4669,8 @@
         <w:t xml:space="preserve">para mejores resultados en citas.</w:t>
       </w:r>
     </w:p>
-    <w:bookmarkEnd w:id="36"/>
-    <w:bookmarkStart w:id="37" w:name="email-correo-electrónico"/>
+    <w:bookmarkEnd w:id="38"/>
+    <w:bookmarkStart w:id="39" w:name="email-correo-electrónico"/>
     <w:p>
       <w:pPr>
         <w:pStyle w:val="Heading1"/>
@@ -4971,8 +4971,8 @@
         <w:t xml:space="preserve">para comunicaciones similares no electrónicas.</w:t>
       </w:r>
     </w:p>
-    <w:bookmarkEnd w:id="37"/>
-    <w:bookmarkStart w:id="38" w:name="Xabdbb3e98de48d9d822f1df29d15a6943e95894"/>
+    <w:bookmarkEnd w:id="39"/>
+    <w:bookmarkStart w:id="40" w:name="Xabdbb3e98de48d9d822f1df29d15a6943e95894"/>
     <w:p>
       <w:pPr>
         <w:pStyle w:val="Heading1"/>
@@ -5232,8 +5232,8 @@
         <w:t xml:space="preserve">para detalles adicionales.</w:t>
       </w:r>
     </w:p>
-    <w:bookmarkEnd w:id="38"/>
-    <w:bookmarkStart w:id="39" w:name="film-película"/>
+    <w:bookmarkEnd w:id="40"/>
+    <w:bookmarkStart w:id="41" w:name="film-película"/>
     <w:p>
       <w:pPr>
         <w:pStyle w:val="Heading1"/>
@@ -5665,8 +5665,8 @@
         <w:t xml:space="preserve">para roles adicionales.</w:t>
       </w:r>
     </w:p>
-    <w:bookmarkEnd w:id="39"/>
-    <w:bookmarkStart w:id="40" w:name="forum-post-publicación-en-foro"/>
+    <w:bookmarkEnd w:id="41"/>
+    <w:bookmarkStart w:id="42" w:name="forum-post-publicación-en-foro"/>
     <w:p>
       <w:pPr>
         <w:pStyle w:val="Heading1"/>
@@ -6020,8 +6020,8 @@
         <w:t xml:space="preserve">para publicaciones en línea más genéricas.</w:t>
       </w:r>
     </w:p>
-    <w:bookmarkEnd w:id="40"/>
-    <w:bookmarkStart w:id="41" w:name="hearing-audiencia"/>
+    <w:bookmarkEnd w:id="42"/>
+    <w:bookmarkStart w:id="43" w:name="hearing-audiencia"/>
     <w:p>
       <w:pPr>
         <w:pStyle w:val="Heading1"/>
@@ -6483,8 +6483,8 @@
         <w:t xml:space="preserve">para más detalles.</w:t>
       </w:r>
     </w:p>
-    <w:bookmarkEnd w:id="41"/>
-    <w:bookmarkStart w:id="42" w:name="instant-message-mensaje-instantáneo"/>
+    <w:bookmarkEnd w:id="43"/>
+    <w:bookmarkStart w:id="44" w:name="instant-message-mensaje-instantáneo"/>
     <w:p>
       <w:pPr>
         <w:pStyle w:val="Heading1"/>
@@ -6770,8 +6770,8 @@
         <w:t xml:space="preserve">para comunicaciones similares no digitales.</w:t>
       </w:r>
     </w:p>
-    <w:bookmarkEnd w:id="42"/>
-    <w:bookmarkStart w:id="43" w:name="interview-entrevista"/>
+    <w:bookmarkEnd w:id="44"/>
+    <w:bookmarkStart w:id="45" w:name="interview-entrevista"/>
     <w:p>
       <w:pPr>
         <w:pStyle w:val="Heading1"/>
@@ -7118,8 +7118,8 @@
         <w:t xml:space="preserve">.</w:t>
       </w:r>
     </w:p>
-    <w:bookmarkEnd w:id="43"/>
-    <w:bookmarkStart w:id="44" w:name="Xfd5dda07693ca19230e1ba80b654a7f250ee90f"/>
+    <w:bookmarkEnd w:id="45"/>
+    <w:bookmarkStart w:id="46" w:name="Xfd5dda07693ca19230e1ba80b654a7f250ee90f"/>
     <w:p>
       <w:pPr>
         <w:pStyle w:val="Heading1"/>
@@ -7614,8 +7614,8 @@
         <w:t xml:space="preserve">).</w:t>
       </w:r>
     </w:p>
-    <w:bookmarkEnd w:id="44"/>
-    <w:bookmarkStart w:id="45" w:name="letter-carta"/>
+    <w:bookmarkEnd w:id="46"/>
+    <w:bookmarkStart w:id="47" w:name="letter-carta"/>
     <w:p>
       <w:pPr>
         <w:pStyle w:val="Heading1"/>
@@ -7932,8 +7932,8 @@
         <w:t xml:space="preserve">para cartas históricas con valor archivístico.</w:t>
       </w:r>
     </w:p>
-    <w:bookmarkEnd w:id="45"/>
-    <w:bookmarkStart w:id="46" w:name="magazine-article-artículo-de-revista"/>
+    <w:bookmarkEnd w:id="47"/>
+    <w:bookmarkStart w:id="48" w:name="magazine-article-artículo-de-revista"/>
     <w:p>
       <w:pPr>
         <w:pStyle w:val="Heading1"/>
@@ -8303,8 +8303,8 @@
         <w:t xml:space="preserve">para diarios.</w:t>
       </w:r>
     </w:p>
-    <w:bookmarkEnd w:id="46"/>
-    <w:bookmarkStart w:id="47" w:name="manuscript-manuscrito"/>
+    <w:bookmarkEnd w:id="48"/>
+    <w:bookmarkStart w:id="49" w:name="manuscript-manuscrito"/>
     <w:p>
       <w:pPr>
         <w:pStyle w:val="Heading1"/>
@@ -8649,8 +8649,8 @@
         <w:t xml:space="preserve">para detalles archivísticos adicionales.</w:t>
       </w:r>
     </w:p>
-    <w:bookmarkEnd w:id="47"/>
-    <w:bookmarkStart w:id="48" w:name="map-mapa"/>
+    <w:bookmarkEnd w:id="49"/>
+    <w:bookmarkStart w:id="50" w:name="map-mapa"/>
     <w:p>
       <w:pPr>
         <w:pStyle w:val="Heading1"/>
@@ -9007,8 +9007,8 @@
         <w:t xml:space="preserve">para detalles adicionales.</w:t>
       </w:r>
     </w:p>
-    <w:bookmarkEnd w:id="48"/>
-    <w:bookmarkStart w:id="49" w:name="newspaper-article-artículo-de-periódico"/>
+    <w:bookmarkEnd w:id="50"/>
+    <w:bookmarkStart w:id="51" w:name="newspaper-article-artículo-de-periódico"/>
     <w:p>
       <w:pPr>
         <w:pStyle w:val="Heading1"/>
@@ -9422,8 +9422,8 @@
         <w:t xml:space="preserve">para revistas no académicas.</w:t>
       </w:r>
     </w:p>
-    <w:bookmarkEnd w:id="49"/>
-    <w:bookmarkStart w:id="50" w:name="patent-patente"/>
+    <w:bookmarkEnd w:id="51"/>
+    <w:bookmarkStart w:id="52" w:name="patent-patente"/>
     <w:p>
       <w:pPr>
         <w:pStyle w:val="Heading1"/>
@@ -9895,8 +9895,8 @@
         <w:t xml:space="preserve">para campos legales adicionales.</w:t>
       </w:r>
     </w:p>
-    <w:bookmarkEnd w:id="50"/>
-    <w:bookmarkStart w:id="51" w:name="podcast-podcast"/>
+    <w:bookmarkEnd w:id="52"/>
+    <w:bookmarkStart w:id="53" w:name="podcast-podcast"/>
     <w:p>
       <w:pPr>
         <w:pStyle w:val="Heading1"/>
@@ -10282,8 +10282,8 @@
         <w:t xml:space="preserve">para grabaciones no distribuidas como podcasts.</w:t>
       </w:r>
     </w:p>
-    <w:bookmarkEnd w:id="51"/>
-    <w:bookmarkStart w:id="52" w:name="presentation-presentación"/>
+    <w:bookmarkEnd w:id="53"/>
+    <w:bookmarkStart w:id="54" w:name="presentation-presentación"/>
     <w:p>
       <w:pPr>
         <w:pStyle w:val="Heading1"/>
@@ -10652,8 +10652,8 @@
         <w:t xml:space="preserve">si es diferente de la fecha de publicación.</w:t>
       </w:r>
     </w:p>
-    <w:bookmarkEnd w:id="52"/>
-    <w:bookmarkStart w:id="53" w:name="radio-broadcast-emisión-de-radio"/>
+    <w:bookmarkEnd w:id="54"/>
+    <w:bookmarkStart w:id="55" w:name="radio-broadcast-emisión-de-radio"/>
     <w:p>
       <w:pPr>
         <w:pStyle w:val="Heading1"/>
@@ -11055,8 +11055,8 @@
         <w:t xml:space="preserve">.</w:t>
       </w:r>
     </w:p>
-    <w:bookmarkEnd w:id="53"/>
-    <w:bookmarkStart w:id="54" w:name="report-informe"/>
+    <w:bookmarkEnd w:id="55"/>
+    <w:bookmarkStart w:id="56" w:name="report-informe"/>
     <w:p>
       <w:pPr>
         <w:pStyle w:val="Heading1"/>
@@ -11501,8 +11501,8 @@
         <w:t xml:space="preserve">).</w:t>
       </w:r>
     </w:p>
-    <w:bookmarkEnd w:id="54"/>
-    <w:bookmarkStart w:id="55" w:name="software-software"/>
+    <w:bookmarkEnd w:id="56"/>
+    <w:bookmarkStart w:id="57" w:name="software-software"/>
     <w:p>
       <w:pPr>
         <w:pStyle w:val="Heading1"/>
@@ -11866,8 +11866,8 @@
         <w:t xml:space="preserve">para detalles adicionales.</w:t>
       </w:r>
     </w:p>
-    <w:bookmarkEnd w:id="55"/>
-    <w:bookmarkStart w:id="56" w:name="statute-ley"/>
+    <w:bookmarkEnd w:id="57"/>
+    <w:bookmarkStart w:id="58" w:name="statute-ley"/>
     <w:p>
       <w:pPr>
         <w:pStyle w:val="Heading1"/>
@@ -12339,8 +12339,8 @@
         <w:t xml:space="preserve">para más detalles.</w:t>
       </w:r>
     </w:p>
-    <w:bookmarkEnd w:id="56"/>
-    <w:bookmarkStart w:id="57" w:name="thesis-tesis"/>
+    <w:bookmarkEnd w:id="58"/>
+    <w:bookmarkStart w:id="59" w:name="thesis-tesis"/>
     <w:p>
       <w:pPr>
         <w:pStyle w:val="Heading1"/>
@@ -12734,8 +12734,8 @@
         <w:t xml:space="preserve">.</w:t>
       </w:r>
     </w:p>
-    <w:bookmarkEnd w:id="57"/>
-    <w:bookmarkStart w:id="58" w:name="tv-broadcast-emisión-de-televisión"/>
+    <w:bookmarkEnd w:id="59"/>
+    <w:bookmarkStart w:id="60" w:name="tv-broadcast-emisión-de-televisión"/>
     <w:p>
       <w:pPr>
         <w:pStyle w:val="Heading1"/>
@@ -13137,8 +13137,8 @@
         <w:t xml:space="preserve">.</w:t>
       </w:r>
     </w:p>
-    <w:bookmarkEnd w:id="58"/>
-    <w:bookmarkStart w:id="59" w:name="video-recording-grabación-de-video"/>
+    <w:bookmarkEnd w:id="60"/>
+    <w:bookmarkStart w:id="61" w:name="video-recording-grabación-de-video"/>
     <w:p>
       <w:pPr>
         <w:pStyle w:val="Heading1"/>
@@ -13526,8 +13526,8 @@
         <w:t xml:space="preserve">para películas artísticas.</w:t>
       </w:r>
     </w:p>
-    <w:bookmarkEnd w:id="59"/>
-    <w:bookmarkStart w:id="60" w:name="webpage-página-web"/>
+    <w:bookmarkEnd w:id="61"/>
+    <w:bookmarkStart w:id="62" w:name="webpage-página-web"/>
     <w:p>
       <w:pPr>
         <w:pStyle w:val="Heading1"/>
@@ -13841,8 +13841,8 @@
         <w:t xml:space="preserve">es clave para contextualizar. La documentación recomienda usar tipos más específicos siempre que sea posible.</w:t>
       </w:r>
     </w:p>
-    <w:bookmarkEnd w:id="60"/>
-    <w:bookmarkStart w:id="61" w:name="attachment-archivo-adjunto"/>
+    <w:bookmarkEnd w:id="62"/>
+    <w:bookmarkStart w:id="63" w:name="attachment-archivo-adjunto"/>
     <w:p>
       <w:pPr>
         <w:pStyle w:val="Heading1"/>
@@ -14022,8 +14022,8 @@
         <w:t xml:space="preserve">con un PDF adjunto).</w:t>
       </w:r>
     </w:p>
-    <w:bookmarkEnd w:id="61"/>
-    <w:bookmarkStart w:id="62" w:name="note-nota"/>
+    <w:bookmarkEnd w:id="63"/>
+    <w:bookmarkStart w:id="64" w:name="note-nota"/>
     <w:p>
       <w:pPr>
         <w:pStyle w:val="Heading1"/>
@@ -14191,8 +14191,8 @@
         <w:t xml:space="preserve">Este tipo es para notas internas. La documentación advierte que citar notas no es confiable y sugiere usar ítems completos para comentarios en bibliografías.</w:t>
       </w:r>
     </w:p>
-    <w:bookmarkEnd w:id="62"/>
-    <w:bookmarkStart w:id="63" w:name="X2992218c977027e32dfb0eb4686ca0fb0d82fda"/>
+    <w:bookmarkEnd w:id="64"/>
+    <w:bookmarkStart w:id="65" w:name="X2992218c977027e32dfb0eb4686ca0fb0d82fda"/>
     <w:p>
       <w:pPr>
         <w:pStyle w:val="Heading1"/>
@@ -15103,8 +15103,8 @@
         <w:t xml:space="preserve">.</w:t>
       </w:r>
     </w:p>
-    <w:bookmarkEnd w:id="63"/>
-    <w:bookmarkStart w:id="64" w:name="campos-adicionales-en-extra"/>
+    <w:bookmarkEnd w:id="65"/>
+    <w:bookmarkStart w:id="66" w:name="campos-adicionales-en-extra"/>
     <w:p>
       <w:pPr>
         <w:pStyle w:val="Heading1"/>
@@ -15289,8 +15289,8 @@
         <w:t xml:space="preserve">: Roles de creadores adicionales.</w:t>
       </w:r>
     </w:p>
-    <w:bookmarkEnd w:id="64"/>
-    <w:bookmarkStart w:id="65" w:name="recomendación"/>
+    <w:bookmarkEnd w:id="66"/>
+    <w:bookmarkStart w:id="67" w:name="recomendación"/>
     <w:p>
       <w:pPr>
         <w:pStyle w:val="Heading1"/>
@@ -15429,8 +15429,8 @@
         <w:t xml:space="preserve">) para consistencia en el formato de títulos.</w:t>
       </w:r>
     </w:p>
-    <w:bookmarkEnd w:id="65"/>
-    <w:bookmarkStart w:id="76" w:name="publicaciones-similares"/>
+    <w:bookmarkEnd w:id="67"/>
+    <w:bookmarkStart w:id="82" w:name="publicaciones-similares"/>
     <w:p>
       <w:pPr>
         <w:pStyle w:val="Heading1"/>
@@ -15455,11 +15455,11 @@
           <w:numId w:val="1155"/>
         </w:numPr>
       </w:pPr>
-      <w:hyperlink r:id="rId66"/>
-      <w:r>
-        <w:t xml:space="preserve"> </w:t>
-      </w:r>
-      <w:hyperlink r:id="rId67">
+      <w:hyperlink r:id="rId68"/>
+      <w:r>
+        <w:t xml:space="preserve"> </w:t>
+      </w:r>
+      <w:hyperlink r:id="rId69">
         <w:r>
           <w:rPr>
             <w:rStyle w:val="Hyperlink"/>
@@ -15476,11 +15476,11 @@
           <w:numId w:val="1155"/>
         </w:numPr>
       </w:pPr>
-      <w:hyperlink r:id="rId68"/>
-      <w:r>
-        <w:t xml:space="preserve"> </w:t>
-      </w:r>
-      <w:hyperlink r:id="rId69">
+      <w:hyperlink r:id="rId70"/>
+      <w:r>
+        <w:t xml:space="preserve"> </w:t>
+      </w:r>
+      <w:hyperlink r:id="rId71">
         <w:r>
           <w:rPr>
             <w:rStyle w:val="Hyperlink"/>
@@ -15497,11 +15497,11 @@
           <w:numId w:val="1155"/>
         </w:numPr>
       </w:pPr>
-      <w:hyperlink r:id="rId70"/>
-      <w:r>
-        <w:t xml:space="preserve"> </w:t>
-      </w:r>
-      <w:hyperlink r:id="rId71">
+      <w:hyperlink r:id="rId72"/>
+      <w:r>
+        <w:t xml:space="preserve"> </w:t>
+      </w:r>
+      <w:hyperlink r:id="rId73">
         <w:r>
           <w:rPr>
             <w:rStyle w:val="Hyperlink"/>
@@ -15518,11 +15518,11 @@
           <w:numId w:val="1155"/>
         </w:numPr>
       </w:pPr>
-      <w:hyperlink r:id="rId72"/>
-      <w:r>
-        <w:t xml:space="preserve"> </w:t>
-      </w:r>
-      <w:hyperlink r:id="rId73">
+      <w:hyperlink r:id="rId74"/>
+      <w:r>
+        <w:t xml:space="preserve"> </w:t>
+      </w:r>
+      <w:hyperlink r:id="rId75">
         <w:r>
           <w:rPr>
             <w:rStyle w:val="Hyperlink"/>
@@ -15539,11 +15539,11 @@
           <w:numId w:val="1155"/>
         </w:numPr>
       </w:pPr>
-      <w:hyperlink r:id="rId74"/>
-      <w:r>
-        <w:t xml:space="preserve"> </w:t>
-      </w:r>
-      <w:hyperlink r:id="rId75">
+      <w:hyperlink r:id="rId76"/>
+      <w:r>
+        <w:t xml:space="preserve"> </w:t>
+      </w:r>
+      <w:hyperlink r:id="rId77">
         <w:r>
           <w:rPr>
             <w:rStyle w:val="Hyperlink"/>
@@ -15554,20 +15554,62 @@
     </w:p>
     <w:p>
       <w:pPr>
+        <w:pStyle w:val="Compact"/>
+        <w:numPr>
+          <w:ilvl w:val="0"/>
+          <w:numId w:val="1155"/>
+        </w:numPr>
+      </w:pPr>
+      <w:hyperlink r:id="rId78"/>
+      <w:r>
+        <w:t xml:space="preserve"> </w:t>
+      </w:r>
+      <w:hyperlink r:id="rId79">
+        <w:r>
+          <w:rPr>
+            <w:rStyle w:val="Hyperlink"/>
+          </w:rPr>
+          <w:t xml:space="preserve">Configuracion De Quarto Yml</w:t>
+        </w:r>
+      </w:hyperlink>
+    </w:p>
+    <w:p>
+      <w:pPr>
+        <w:pStyle w:val="Compact"/>
+        <w:numPr>
+          <w:ilvl w:val="0"/>
+          <w:numId w:val="1155"/>
+        </w:numPr>
+      </w:pPr>
+      <w:hyperlink r:id="rId80"/>
+      <w:r>
+        <w:t xml:space="preserve"> </w:t>
+      </w:r>
+      <w:hyperlink r:id="rId81">
+        <w:r>
+          <w:rPr>
+            <w:rStyle w:val="Hyperlink"/>
+          </w:rPr>
+          <w:t xml:space="preserve">Guia Practica De Metadata En Quarto</w:t>
+        </w:r>
+      </w:hyperlink>
+    </w:p>
+    <w:p>
+      <w:pPr>
         <w:pStyle w:val="FirstParagraph"/>
       </w:pPr>
       <w:r>
         <w:t xml:space="preserve">Esperamos que encuentres estas publicaciones igualmente interesantes y útiles. ¡Disfruta de la lectura!</w:t>
       </w:r>
     </w:p>
-    <w:bookmarkEnd w:id="76"/>
+    <w:bookmarkEnd w:id="82"/>
     <w:sectPr>
-      <w:headerReference r:id="rId9" w:type="even"/>
-      <w:headerReference r:id="rId11" w:type="default"/>
-      <w:footerReference r:id="rId14" w:type="even"/>
-      <w:footerReference r:id="rId13" w:type="default"/>
-      <w:headerReference r:id="rId10" w:type="first"/>
-      <w:footerReference r:id="rId12" w:type="first"/>
+      <w:headerReference r:id="rId8" w:type="even"/>
+      <w:headerReference r:id="rId9" w:type="default"/>
+      <w:footerReference r:id="rId10" w:type="even"/>
+      <w:footerReference r:id="rId11" w:type="default"/>
+      <w:headerReference r:id="rId12" w:type="first"/>
+      <w:footerReference r:id="rId13" w:type="first"/>
       <w:pgSz w:h="15840" w:w="12240"/>
       <w:pgMar w:bottom="1440" w:footer="720" w:gutter="0" w:header="720" w:left="1440" w:right="1440" w:top="1440"/>
       <w:cols w:space="720"/>
